--- a/Learning/core python.docx
+++ b/Learning/core python.docx
@@ -5899,14 +5899,17 @@
           <w:ilvl w:val="0"/>
           <w:numId w:val="136"/>
         </w:numPr>
-        <w:spacing w:after="0" w:afterAutospacing="0" w:before="240" w:lineRule="auto"/>
-        <w:ind w:left="720" w:hanging="360"/>
-      </w:pPr>
-      <w:r>
-        <w:rPr>
-          <w:rtl w:val="0"/>
-        </w:rPr>
-        <w:t xml:space="preserve">Reverse a string.</w:t>
+        <w:spacing w:before="240" w:after="0" w:lineRule="auto"/>
+        <w:ind w:left="720" w:hanging="360"/>
+      </w:pPr>
+      <w:r>
+        <w:rPr>
+          <w:rFonts w:ascii="Arial" w:hAnsi="Arial" w:eastAsia="Arial" w:cs="Arial"/>
+          <w:sz w:val="22"/>
+          <w:szCs w:val="22"/>
+          <w:highlight w:val="yellow"/>
+        </w:rPr>
+        <w:t>Reverse a string.</w:t>
       </w:r>
     </w:p>
     <w:p>
@@ -5915,14 +5918,17 @@
           <w:ilvl w:val="0"/>
           <w:numId w:val="136"/>
         </w:numPr>
-        <w:spacing w:after="0" w:afterAutospacing="0" w:before="0" w:beforeAutospacing="0" w:lineRule="auto"/>
-        <w:ind w:left="720" w:hanging="360"/>
-      </w:pPr>
-      <w:r>
-        <w:rPr>
-          <w:rtl w:val="0"/>
-        </w:rPr>
-        <w:t xml:space="preserve">Check palindrome.</w:t>
+        <w:spacing w:before="0" w:after="0" w:lineRule="auto"/>
+        <w:ind w:left="720" w:hanging="360"/>
+      </w:pPr>
+      <w:r>
+        <w:rPr>
+          <w:rFonts w:ascii="Arial" w:hAnsi="Arial" w:eastAsia="Arial" w:cs="Arial"/>
+          <w:sz w:val="22"/>
+          <w:szCs w:val="22"/>
+          <w:highlight w:val="yellow"/>
+        </w:rPr>
+        <w:t>Check palindrome.</w:t>
       </w:r>
     </w:p>
     <w:p>
@@ -5931,14 +5937,17 @@
           <w:ilvl w:val="0"/>
           <w:numId w:val="136"/>
         </w:numPr>
-        <w:spacing w:after="0" w:afterAutospacing="0" w:before="0" w:beforeAutospacing="0" w:lineRule="auto"/>
-        <w:ind w:left="720" w:hanging="360"/>
-      </w:pPr>
-      <w:r>
-        <w:rPr>
-          <w:rtl w:val="0"/>
-        </w:rPr>
-        <w:t xml:space="preserve">Count characters.</w:t>
+        <w:spacing w:before="0" w:after="0" w:lineRule="auto"/>
+        <w:ind w:left="720" w:hanging="360"/>
+      </w:pPr>
+      <w:r>
+        <w:rPr>
+          <w:rFonts w:ascii="Arial" w:hAnsi="Arial" w:eastAsia="Arial" w:cs="Arial"/>
+          <w:sz w:val="22"/>
+          <w:szCs w:val="22"/>
+          <w:highlight w:val="yellow"/>
+        </w:rPr>
+        <w:t>Count characters.</w:t>
       </w:r>
     </w:p>
     <w:p>
@@ -5947,14 +5956,17 @@
           <w:ilvl w:val="0"/>
           <w:numId w:val="136"/>
         </w:numPr>
-        <w:spacing w:after="0" w:afterAutospacing="0" w:before="0" w:beforeAutospacing="0" w:lineRule="auto"/>
-        <w:ind w:left="720" w:hanging="360"/>
-      </w:pPr>
-      <w:r>
-        <w:rPr>
-          <w:rtl w:val="0"/>
-        </w:rPr>
-        <w:t xml:space="preserve">Count vowels/consonants.</w:t>
+        <w:spacing w:before="0" w:after="0" w:lineRule="auto"/>
+        <w:ind w:left="720" w:hanging="360"/>
+      </w:pPr>
+      <w:r>
+        <w:rPr>
+          <w:rFonts w:ascii="Arial" w:hAnsi="Arial" w:eastAsia="Arial" w:cs="Arial"/>
+          <w:sz w:val="22"/>
+          <w:szCs w:val="22"/>
+          <w:highlight w:val="yellow"/>
+        </w:rPr>
+        <w:t>Count vowels/consonants.</w:t>
       </w:r>
     </w:p>
     <w:p>
@@ -5963,14 +5975,17 @@
           <w:ilvl w:val="0"/>
           <w:numId w:val="136"/>
         </w:numPr>
-        <w:spacing w:after="0" w:afterAutospacing="0" w:before="0" w:beforeAutospacing="0" w:lineRule="auto"/>
-        <w:ind w:left="720" w:hanging="360"/>
-      </w:pPr>
-      <w:r>
-        <w:rPr>
-          <w:rtl w:val="0"/>
-        </w:rPr>
-        <w:t xml:space="preserve">Count digits.</w:t>
+        <w:spacing w:before="0" w:after="0" w:lineRule="auto"/>
+        <w:ind w:left="720" w:hanging="360"/>
+      </w:pPr>
+      <w:r>
+        <w:rPr>
+          <w:rFonts w:ascii="Arial" w:hAnsi="Arial" w:eastAsia="Arial" w:cs="Arial"/>
+          <w:sz w:val="22"/>
+          <w:szCs w:val="22"/>
+          <w:highlight w:val="yellow"/>
+        </w:rPr>
+        <w:t>Count digits.</w:t>
       </w:r>
     </w:p>
     <w:p>
@@ -5979,14 +5994,17 @@
           <w:ilvl w:val="0"/>
           <w:numId w:val="136"/>
         </w:numPr>
-        <w:spacing w:after="0" w:afterAutospacing="0" w:before="0" w:beforeAutospacing="0" w:lineRule="auto"/>
-        <w:ind w:left="720" w:hanging="360"/>
-      </w:pPr>
-      <w:r>
-        <w:rPr>
-          <w:rtl w:val="0"/>
-        </w:rPr>
-        <w:t xml:space="preserve">Count spaces.</w:t>
+        <w:spacing w:before="0" w:after="0" w:lineRule="auto"/>
+        <w:ind w:left="720" w:hanging="360"/>
+      </w:pPr>
+      <w:r>
+        <w:rPr>
+          <w:rFonts w:ascii="Arial" w:hAnsi="Arial" w:eastAsia="Arial" w:cs="Arial"/>
+          <w:sz w:val="22"/>
+          <w:szCs w:val="22"/>
+          <w:highlight w:val="yellow"/>
+        </w:rPr>
+        <w:t>Count spaces.</w:t>
       </w:r>
     </w:p>
     <w:p>
@@ -5995,14 +6013,17 @@
           <w:ilvl w:val="0"/>
           <w:numId w:val="136"/>
         </w:numPr>
-        <w:spacing w:after="0" w:afterAutospacing="0" w:before="0" w:beforeAutospacing="0" w:lineRule="auto"/>
-        <w:ind w:left="720" w:hanging="360"/>
-      </w:pPr>
-      <w:r>
-        <w:rPr>
-          <w:rtl w:val="0"/>
-        </w:rPr>
-        <w:t xml:space="preserve">Remove spaces.</w:t>
+        <w:spacing w:before="0" w:after="0" w:lineRule="auto"/>
+        <w:ind w:left="720" w:hanging="360"/>
+      </w:pPr>
+      <w:r>
+        <w:rPr>
+          <w:rFonts w:ascii="Arial" w:hAnsi="Arial" w:eastAsia="Arial" w:cs="Arial"/>
+          <w:sz w:val="22"/>
+          <w:szCs w:val="22"/>
+          <w:highlight w:val="yellow"/>
+        </w:rPr>
+        <w:t>Remove spaces.</w:t>
       </w:r>
     </w:p>
     <w:p>
@@ -6011,14 +6032,17 @@
           <w:ilvl w:val="0"/>
           <w:numId w:val="136"/>
         </w:numPr>
-        <w:spacing w:after="0" w:afterAutospacing="0" w:before="0" w:beforeAutospacing="0" w:lineRule="auto"/>
-        <w:ind w:left="720" w:hanging="360"/>
-      </w:pPr>
-      <w:r>
-        <w:rPr>
-          <w:rtl w:val="0"/>
-        </w:rPr>
-        <w:t xml:space="preserve">Remove duplicate characters.</w:t>
+        <w:spacing w:before="0" w:after="0" w:lineRule="auto"/>
+        <w:ind w:left="720" w:hanging="360"/>
+      </w:pPr>
+      <w:r>
+        <w:rPr>
+          <w:rFonts w:ascii="Arial" w:hAnsi="Arial" w:eastAsia="Arial" w:cs="Arial"/>
+          <w:sz w:val="22"/>
+          <w:szCs w:val="22"/>
+          <w:highlight w:val="yellow"/>
+        </w:rPr>
+        <w:t>Remove duplicate characters.</w:t>
       </w:r>
     </w:p>
     <w:p>
@@ -6027,14 +6051,17 @@
           <w:ilvl w:val="0"/>
           <w:numId w:val="136"/>
         </w:numPr>
-        <w:spacing w:after="0" w:afterAutospacing="0" w:before="0" w:beforeAutospacing="0" w:lineRule="auto"/>
-        <w:ind w:left="720" w:hanging="360"/>
-      </w:pPr>
-      <w:r>
-        <w:rPr>
-          <w:rtl w:val="0"/>
-        </w:rPr>
-        <w:t xml:space="preserve">Find first repeated character.</w:t>
+        <w:spacing w:before="0" w:after="0" w:lineRule="auto"/>
+        <w:ind w:left="720" w:hanging="360"/>
+      </w:pPr>
+      <w:r>
+        <w:rPr>
+          <w:rFonts w:ascii="Arial" w:hAnsi="Arial" w:eastAsia="Arial" w:cs="Arial"/>
+          <w:sz w:val="22"/>
+          <w:szCs w:val="22"/>
+          <w:highlight w:val="yellow"/>
+        </w:rPr>
+        <w:t>Find first repeated character.</w:t>
       </w:r>
     </w:p>
     <w:p>
@@ -6043,14 +6070,17 @@
           <w:ilvl w:val="0"/>
           <w:numId w:val="136"/>
         </w:numPr>
-        <w:spacing w:after="0" w:afterAutospacing="0" w:before="0" w:beforeAutospacing="0" w:lineRule="auto"/>
-        <w:ind w:left="720" w:hanging="360"/>
-      </w:pPr>
-      <w:r>
-        <w:rPr>
-          <w:rtl w:val="0"/>
-        </w:rPr>
-        <w:t xml:space="preserve">Find first non-repeated character.</w:t>
+        <w:spacing w:before="0" w:after="0" w:lineRule="auto"/>
+        <w:ind w:left="720" w:hanging="360"/>
+      </w:pPr>
+      <w:r>
+        <w:rPr>
+          <w:rFonts w:ascii="Arial" w:hAnsi="Arial" w:eastAsia="Arial" w:cs="Arial"/>
+          <w:sz w:val="22"/>
+          <w:szCs w:val="22"/>
+          <w:highlight w:val="yellow"/>
+        </w:rPr>
+        <w:t>Find first non-repeated character.</w:t>
       </w:r>
     </w:p>
     <w:p>
@@ -6059,14 +6089,17 @@
           <w:ilvl w:val="0"/>
           <w:numId w:val="136"/>
         </w:numPr>
-        <w:spacing w:after="0" w:afterAutospacing="0" w:before="0" w:beforeAutospacing="0" w:lineRule="auto"/>
-        <w:ind w:left="720" w:hanging="360"/>
-      </w:pPr>
-      <w:r>
-        <w:rPr>
-          <w:rtl w:val="0"/>
-        </w:rPr>
-        <w:t xml:space="preserve">Character frequency.</w:t>
+        <w:spacing w:before="0" w:after="0" w:lineRule="auto"/>
+        <w:ind w:left="720" w:hanging="360"/>
+      </w:pPr>
+      <w:r>
+        <w:rPr>
+          <w:rFonts w:ascii="Arial" w:hAnsi="Arial" w:eastAsia="Arial" w:cs="Arial"/>
+          <w:sz w:val="22"/>
+          <w:szCs w:val="22"/>
+          <w:highlight w:val="yellow"/>
+        </w:rPr>
+        <w:t>Character frequency.</w:t>
       </w:r>
     </w:p>
     <w:p>
@@ -6075,14 +6108,17 @@
           <w:ilvl w:val="0"/>
           <w:numId w:val="136"/>
         </w:numPr>
-        <w:spacing w:after="0" w:afterAutospacing="0" w:before="0" w:beforeAutospacing="0" w:lineRule="auto"/>
-        <w:ind w:left="720" w:hanging="360"/>
-      </w:pPr>
-      <w:r>
-        <w:rPr>
-          <w:rtl w:val="0"/>
-        </w:rPr>
-        <w:t xml:space="preserve">Word frequency.</w:t>
+        <w:spacing w:before="0" w:after="0" w:lineRule="auto"/>
+        <w:ind w:left="720" w:hanging="360"/>
+      </w:pPr>
+      <w:r>
+        <w:rPr>
+          <w:rFonts w:ascii="Arial" w:hAnsi="Arial" w:eastAsia="Arial" w:cs="Arial"/>
+          <w:sz w:val="22"/>
+          <w:szCs w:val="22"/>
+          <w:highlight w:val="yellow"/>
+        </w:rPr>
+        <w:t>Word frequency.</w:t>
       </w:r>
     </w:p>
     <w:p>
@@ -6091,14 +6127,17 @@
           <w:ilvl w:val="0"/>
           <w:numId w:val="136"/>
         </w:numPr>
-        <w:spacing w:after="0" w:afterAutospacing="0" w:before="0" w:beforeAutospacing="0" w:lineRule="auto"/>
-        <w:ind w:left="720" w:hanging="360"/>
-      </w:pPr>
-      <w:r>
-        <w:rPr>
-          <w:rtl w:val="0"/>
-        </w:rPr>
-        <w:t xml:space="preserve">Find longest word.</w:t>
+        <w:spacing w:before="0" w:after="0" w:lineRule="auto"/>
+        <w:ind w:left="720" w:hanging="360"/>
+      </w:pPr>
+      <w:r>
+        <w:rPr>
+          <w:rFonts w:ascii="Arial" w:hAnsi="Arial" w:eastAsia="Arial" w:cs="Arial"/>
+          <w:sz w:val="22"/>
+          <w:szCs w:val="22"/>
+          <w:highlight w:val="yellow"/>
+        </w:rPr>
+        <w:t>Find longest word.</w:t>
       </w:r>
     </w:p>
     <w:p>
@@ -6107,14 +6146,17 @@
           <w:ilvl w:val="0"/>
           <w:numId w:val="136"/>
         </w:numPr>
-        <w:spacing w:after="0" w:afterAutospacing="0" w:before="0" w:beforeAutospacing="0" w:lineRule="auto"/>
-        <w:ind w:left="720" w:hanging="360"/>
-      </w:pPr>
-      <w:r>
-        <w:rPr>
-          <w:rtl w:val="0"/>
-        </w:rPr>
-        <w:t xml:space="preserve">Find shortest word.</w:t>
+        <w:spacing w:before="0" w:after="0" w:lineRule="auto"/>
+        <w:ind w:left="720" w:hanging="360"/>
+      </w:pPr>
+      <w:r>
+        <w:rPr>
+          <w:rFonts w:ascii="Arial" w:hAnsi="Arial" w:eastAsia="Arial" w:cs="Arial"/>
+          <w:sz w:val="22"/>
+          <w:szCs w:val="22"/>
+          <w:highlight w:val="yellow"/>
+        </w:rPr>
+        <w:t>Find shortest word.</w:t>
       </w:r>
     </w:p>
     <w:p>
@@ -6123,14 +6165,17 @@
           <w:ilvl w:val="0"/>
           <w:numId w:val="136"/>
         </w:numPr>
-        <w:spacing w:after="0" w:afterAutospacing="0" w:before="0" w:beforeAutospacing="0" w:lineRule="auto"/>
-        <w:ind w:left="720" w:hanging="360"/>
-      </w:pPr>
-      <w:r>
-        <w:rPr>
-          <w:rtl w:val="0"/>
-        </w:rPr>
-        <w:t xml:space="preserve">Capitalize words manually.</w:t>
+        <w:spacing w:before="0" w:after="0" w:lineRule="auto"/>
+        <w:ind w:left="720" w:hanging="360"/>
+      </w:pPr>
+      <w:r>
+        <w:rPr>
+          <w:rFonts w:ascii="Arial" w:hAnsi="Arial" w:eastAsia="Arial" w:cs="Arial"/>
+          <w:sz w:val="22"/>
+          <w:szCs w:val="22"/>
+          <w:highlight w:val="yellow"/>
+        </w:rPr>
+        <w:t>Capitalize words manually.</w:t>
       </w:r>
     </w:p>
     <w:p>
@@ -6139,14 +6184,17 @@
           <w:ilvl w:val="0"/>
           <w:numId w:val="136"/>
         </w:numPr>
-        <w:spacing w:after="0" w:afterAutospacing="0" w:before="0" w:beforeAutospacing="0" w:lineRule="auto"/>
-        <w:ind w:left="720" w:hanging="360"/>
-      </w:pPr>
-      <w:r>
-        <w:rPr>
-          <w:rtl w:val="0"/>
-        </w:rPr>
-        <w:t xml:space="preserve">Capitalize with built-in function.</w:t>
+        <w:spacing w:before="0" w:after="0" w:lineRule="auto"/>
+        <w:ind w:left="720" w:hanging="360"/>
+      </w:pPr>
+      <w:r>
+        <w:rPr>
+          <w:rFonts w:ascii="Arial" w:hAnsi="Arial" w:eastAsia="Arial" w:cs="Arial"/>
+          <w:sz w:val="22"/>
+          <w:szCs w:val="22"/>
+          <w:highlight w:val="yellow"/>
+        </w:rPr>
+        <w:t>Capitalize with built-in function.</w:t>
       </w:r>
     </w:p>
     <w:p>
@@ -6155,14 +6203,17 @@
           <w:ilvl w:val="0"/>
           <w:numId w:val="136"/>
         </w:numPr>
-        <w:spacing w:after="0" w:afterAutospacing="0" w:before="0" w:beforeAutospacing="0" w:lineRule="auto"/>
-        <w:ind w:left="720" w:hanging="360"/>
-      </w:pPr>
-      <w:r>
-        <w:rPr>
-          <w:rtl w:val="0"/>
-        </w:rPr>
-        <w:t xml:space="preserve">Reverse words.</w:t>
+        <w:spacing w:before="0" w:after="0" w:lineRule="auto"/>
+        <w:ind w:left="720" w:hanging="360"/>
+      </w:pPr>
+      <w:r>
+        <w:rPr>
+          <w:rFonts w:ascii="Arial" w:hAnsi="Arial" w:eastAsia="Arial" w:cs="Arial"/>
+          <w:sz w:val="22"/>
+          <w:szCs w:val="22"/>
+          <w:highlight w:val="yellow"/>
+        </w:rPr>
+        <w:t>Reverse words.</w:t>
       </w:r>
     </w:p>
     <w:p>
@@ -6171,14 +6222,17 @@
           <w:ilvl w:val="0"/>
           <w:numId w:val="136"/>
         </w:numPr>
-        <w:spacing w:after="0" w:afterAutospacing="0" w:before="0" w:beforeAutospacing="0" w:lineRule="auto"/>
-        <w:ind w:left="720" w:hanging="360"/>
-      </w:pPr>
-      <w:r>
-        <w:rPr>
-          <w:rtl w:val="0"/>
-        </w:rPr>
-        <w:t xml:space="preserve">Check anagram.</w:t>
+        <w:spacing w:before="0" w:after="0" w:lineRule="auto"/>
+        <w:ind w:left="720" w:hanging="360"/>
+      </w:pPr>
+      <w:r>
+        <w:rPr>
+          <w:rFonts w:ascii="Arial" w:hAnsi="Arial" w:eastAsia="Arial" w:cs="Arial"/>
+          <w:sz w:val="22"/>
+          <w:szCs w:val="22"/>
+          <w:highlight w:val="yellow"/>
+        </w:rPr>
+        <w:t>Check anagram.</w:t>
       </w:r>
     </w:p>
     <w:p>
@@ -6187,14 +6241,17 @@
           <w:ilvl w:val="0"/>
           <w:numId w:val="136"/>
         </w:numPr>
-        <w:spacing w:after="0" w:afterAutospacing="0" w:before="0" w:beforeAutospacing="0" w:lineRule="auto"/>
-        <w:ind w:left="720" w:hanging="360"/>
-      </w:pPr>
-      <w:r>
-        <w:rPr>
-          <w:rtl w:val="0"/>
-        </w:rPr>
-        <w:t xml:space="preserve">Check substring.</w:t>
+        <w:spacing w:before="0" w:after="0" w:lineRule="auto"/>
+        <w:ind w:left="720" w:hanging="360"/>
+      </w:pPr>
+      <w:r>
+        <w:rPr>
+          <w:rFonts w:ascii="Arial" w:hAnsi="Arial" w:eastAsia="Arial" w:cs="Arial"/>
+          <w:sz w:val="22"/>
+          <w:szCs w:val="22"/>
+          <w:highlight w:val="yellow"/>
+        </w:rPr>
+        <w:t>Check substring.</w:t>
       </w:r>
     </w:p>
     <w:p>
@@ -6203,14 +6260,17 @@
           <w:ilvl w:val="0"/>
           <w:numId w:val="136"/>
         </w:numPr>
-        <w:spacing w:after="0" w:afterAutospacing="0" w:before="0" w:beforeAutospacing="0" w:lineRule="auto"/>
-        <w:ind w:left="720" w:hanging="360"/>
-      </w:pPr>
-      <w:r>
-        <w:rPr>
-          <w:rtl w:val="0"/>
-        </w:rPr>
-        <w:t xml:space="preserve">Count substring occurrences.</w:t>
+        <w:spacing w:before="0" w:after="0" w:lineRule="auto"/>
+        <w:ind w:left="720" w:hanging="360"/>
+      </w:pPr>
+      <w:r>
+        <w:rPr>
+          <w:rFonts w:ascii="Arial" w:hAnsi="Arial" w:eastAsia="Arial" w:cs="Arial"/>
+          <w:sz w:val="22"/>
+          <w:szCs w:val="22"/>
+          <w:highlight w:val="yellow"/>
+        </w:rPr>
+        <w:t>Count substring occurrences.</w:t>
       </w:r>
     </w:p>
     <w:p>
@@ -6219,14 +6279,17 @@
           <w:ilvl w:val="0"/>
           <w:numId w:val="136"/>
         </w:numPr>
-        <w:spacing w:after="0" w:afterAutospacing="0" w:before="0" w:beforeAutospacing="0" w:lineRule="auto"/>
-        <w:ind w:left="720" w:hanging="360"/>
-      </w:pPr>
-      <w:r>
-        <w:rPr>
-          <w:rtl w:val="0"/>
-        </w:rPr>
-        <w:t xml:space="preserve">Replace substring manually.</w:t>
+        <w:spacing w:before="0" w:after="0" w:lineRule="auto"/>
+        <w:ind w:left="720" w:hanging="360"/>
+      </w:pPr>
+      <w:r>
+        <w:rPr>
+          <w:rFonts w:ascii="Arial" w:hAnsi="Arial" w:eastAsia="Arial" w:cs="Arial"/>
+          <w:sz w:val="22"/>
+          <w:szCs w:val="22"/>
+          <w:highlight w:val="yellow"/>
+        </w:rPr>
+        <w:t>Replace substring manually.</w:t>
       </w:r>
     </w:p>
     <w:p>
@@ -6235,14 +6298,17 @@
           <w:ilvl w:val="0"/>
           <w:numId w:val="136"/>
         </w:numPr>
-        <w:spacing w:after="0" w:afterAutospacing="0" w:before="0" w:beforeAutospacing="0" w:lineRule="auto"/>
-        <w:ind w:left="720" w:hanging="360"/>
-      </w:pPr>
-      <w:r>
-        <w:rPr>
-          <w:rtl w:val="0"/>
-        </w:rPr>
-        <w:t xml:space="preserve">Compress repeated characters.</w:t>
+        <w:spacing w:before="0" w:after="0" w:lineRule="auto"/>
+        <w:ind w:left="720" w:hanging="360"/>
+      </w:pPr>
+      <w:r>
+        <w:rPr>
+          <w:rFonts w:ascii="Arial" w:hAnsi="Arial" w:eastAsia="Arial" w:cs="Arial"/>
+          <w:sz w:val="22"/>
+          <w:szCs w:val="22"/>
+          <w:highlight w:val="yellow"/>
+        </w:rPr>
+        <w:t>Compress repeated characters.</w:t>
       </w:r>
     </w:p>
     <w:p>
@@ -6251,14 +6317,17 @@
           <w:ilvl w:val="0"/>
           <w:numId w:val="136"/>
         </w:numPr>
-        <w:spacing w:after="0" w:afterAutospacing="0" w:before="0" w:beforeAutospacing="0" w:lineRule="auto"/>
-        <w:ind w:left="720" w:hanging="360"/>
-      </w:pPr>
-      <w:r>
-        <w:rPr>
-          <w:rtl w:val="0"/>
-        </w:rPr>
-        <w:t xml:space="preserve">Expand compressed characters.</w:t>
+        <w:spacing w:before="0" w:after="0" w:lineRule="auto"/>
+        <w:ind w:left="720" w:hanging="360"/>
+      </w:pPr>
+      <w:r>
+        <w:rPr>
+          <w:rFonts w:ascii="Arial" w:hAnsi="Arial" w:eastAsia="Arial" w:cs="Arial"/>
+          <w:sz w:val="22"/>
+          <w:szCs w:val="22"/>
+          <w:highlight w:val="yellow"/>
+        </w:rPr>
+        <w:t>Expand compressed characters.</w:t>
       </w:r>
     </w:p>
     <w:p>
@@ -6267,14 +6336,17 @@
           <w:ilvl w:val="0"/>
           <w:numId w:val="136"/>
         </w:numPr>
-        <w:spacing w:after="0" w:afterAutospacing="0" w:before="0" w:beforeAutospacing="0" w:lineRule="auto"/>
-        <w:ind w:left="720" w:hanging="360"/>
-      </w:pPr>
-      <w:r>
-        <w:rPr>
-          <w:rtl w:val="0"/>
-        </w:rPr>
-        <w:t xml:space="preserve">Validate email-like structure.</w:t>
+        <w:spacing w:before="0" w:after="0" w:lineRule="auto"/>
+        <w:ind w:left="720" w:hanging="360"/>
+      </w:pPr>
+      <w:r>
+        <w:rPr>
+          <w:rFonts w:ascii="Arial" w:hAnsi="Arial" w:eastAsia="Arial" w:cs="Arial"/>
+          <w:sz w:val="22"/>
+          <w:szCs w:val="22"/>
+          <w:highlight w:val="yellow"/>
+        </w:rPr>
+        <w:t>Validate email-like structure.</w:t>
       </w:r>
     </w:p>
     <w:p>
@@ -6283,14 +6355,17 @@
           <w:ilvl w:val="0"/>
           <w:numId w:val="136"/>
         </w:numPr>
-        <w:spacing w:after="0" w:afterAutospacing="0" w:before="0" w:beforeAutospacing="0" w:lineRule="auto"/>
-        <w:ind w:left="720" w:hanging="360"/>
-      </w:pPr>
-      <w:r>
-        <w:rPr>
-          <w:rtl w:val="0"/>
-        </w:rPr>
-        <w:t xml:space="preserve">Validate password.</w:t>
+        <w:spacing w:before="0" w:after="0" w:lineRule="auto"/>
+        <w:ind w:left="720" w:hanging="360"/>
+      </w:pPr>
+      <w:r>
+        <w:rPr>
+          <w:rFonts w:ascii="Arial" w:hAnsi="Arial" w:eastAsia="Arial" w:cs="Arial"/>
+          <w:sz w:val="22"/>
+          <w:szCs w:val="22"/>
+          <w:highlight w:val="yellow"/>
+        </w:rPr>
+        <w:t>Validate password.</w:t>
       </w:r>
     </w:p>
     <w:p>
@@ -6299,14 +6374,17 @@
           <w:ilvl w:val="0"/>
           <w:numId w:val="136"/>
         </w:numPr>
-        <w:spacing w:after="0" w:afterAutospacing="0" w:before="0" w:beforeAutospacing="0" w:lineRule="auto"/>
-        <w:ind w:left="720" w:hanging="360"/>
-      </w:pPr>
-      <w:r>
-        <w:rPr>
-          <w:rtl w:val="0"/>
-        </w:rPr>
-        <w:t xml:space="preserve">Extract numbers from text.</w:t>
+        <w:spacing w:before="0" w:after="0" w:lineRule="auto"/>
+        <w:ind w:left="720" w:hanging="360"/>
+      </w:pPr>
+      <w:r>
+        <w:rPr>
+          <w:rFonts w:ascii="Arial" w:hAnsi="Arial" w:eastAsia="Arial" w:cs="Arial"/>
+          <w:sz w:val="22"/>
+          <w:szCs w:val="22"/>
+          <w:highlight w:val="yellow"/>
+        </w:rPr>
+        <w:t>Extract numbers from text.</w:t>
       </w:r>
     </w:p>
     <w:p>
@@ -6315,14 +6393,17 @@
           <w:ilvl w:val="0"/>
           <w:numId w:val="136"/>
         </w:numPr>
-        <w:spacing w:after="0" w:afterAutospacing="0" w:before="0" w:beforeAutospacing="0" w:lineRule="auto"/>
-        <w:ind w:left="720" w:hanging="360"/>
-      </w:pPr>
-      <w:r>
-        <w:rPr>
-          <w:rtl w:val="0"/>
-        </w:rPr>
-        <w:t xml:space="preserve">Extract words from text.</w:t>
+        <w:spacing w:before="0" w:after="0" w:lineRule="auto"/>
+        <w:ind w:left="720" w:hanging="360"/>
+      </w:pPr>
+      <w:r>
+        <w:rPr>
+          <w:rFonts w:ascii="Arial" w:hAnsi="Arial" w:eastAsia="Arial" w:cs="Arial"/>
+          <w:sz w:val="22"/>
+          <w:szCs w:val="22"/>
+          <w:highlight w:val="yellow"/>
+        </w:rPr>
+        <w:t>Extract words from text.</w:t>
       </w:r>
     </w:p>
     <w:p>
@@ -6331,14 +6412,17 @@
           <w:ilvl w:val="0"/>
           <w:numId w:val="136"/>
         </w:numPr>
-        <w:spacing w:after="0" w:afterAutospacing="0" w:before="0" w:beforeAutospacing="0" w:lineRule="auto"/>
-        <w:ind w:left="720" w:hanging="360"/>
-      </w:pPr>
-      <w:r>
-        <w:rPr>
-          <w:rtl w:val="0"/>
-        </w:rPr>
-        <w:t xml:space="preserve">Find most frequent character.</w:t>
+        <w:spacing w:before="0" w:after="0" w:lineRule="auto"/>
+        <w:ind w:left="720" w:hanging="360"/>
+      </w:pPr>
+      <w:r>
+        <w:rPr>
+          <w:rFonts w:ascii="Arial" w:hAnsi="Arial" w:eastAsia="Arial" w:cs="Arial"/>
+          <w:sz w:val="22"/>
+          <w:szCs w:val="22"/>
+          <w:highlight w:val="yellow"/>
+        </w:rPr>
+        <w:t>Find most frequent character.</w:t>
       </w:r>
     </w:p>
     <w:p>
@@ -6347,14 +6431,17 @@
           <w:ilvl w:val="0"/>
           <w:numId w:val="136"/>
         </w:numPr>
-        <w:spacing w:after="0" w:afterAutospacing="0" w:before="0" w:beforeAutospacing="0" w:lineRule="auto"/>
-        <w:ind w:left="720" w:hanging="360"/>
-      </w:pPr>
-      <w:r>
-        <w:rPr>
-          <w:rtl w:val="0"/>
-        </w:rPr>
-        <w:t xml:space="preserve">Find most frequent word.</w:t>
+        <w:spacing w:before="0" w:after="0" w:lineRule="auto"/>
+        <w:ind w:left="720" w:hanging="360"/>
+      </w:pPr>
+      <w:r>
+        <w:rPr>
+          <w:rFonts w:ascii="Arial" w:hAnsi="Arial" w:eastAsia="Arial" w:cs="Arial"/>
+          <w:sz w:val="22"/>
+          <w:szCs w:val="22"/>
+          <w:highlight w:val="yellow"/>
+        </w:rPr>
+        <w:t>Find most frequent word.</w:t>
       </w:r>
     </w:p>
     <w:p>
@@ -6363,14 +6450,17 @@
           <w:ilvl w:val="0"/>
           <w:numId w:val="136"/>
         </w:numPr>
-        <w:spacing w:after="0" w:afterAutospacing="0" w:before="0" w:beforeAutospacing="0" w:lineRule="auto"/>
-        <w:ind w:left="720" w:hanging="360"/>
-      </w:pPr>
-      <w:r>
-        <w:rPr>
-          <w:rtl w:val="0"/>
-        </w:rPr>
-        <w:t xml:space="preserve">Caesar cipher.</w:t>
+        <w:spacing w:before="0" w:after="0" w:lineRule="auto"/>
+        <w:ind w:left="720" w:hanging="360"/>
+      </w:pPr>
+      <w:r>
+        <w:rPr>
+          <w:rFonts w:ascii="Arial" w:hAnsi="Arial" w:eastAsia="Arial" w:cs="Arial"/>
+          <w:sz w:val="22"/>
+          <w:szCs w:val="22"/>
+          <w:highlight w:val="yellow"/>
+        </w:rPr>
+        <w:t>Caesar cipher.</w:t>
       </w:r>
     </w:p>
     <w:p>
@@ -6379,14 +6469,17 @@
           <w:ilvl w:val="0"/>
           <w:numId w:val="136"/>
         </w:numPr>
-        <w:spacing w:after="240" w:before="0" w:beforeAutospacing="0" w:lineRule="auto"/>
-        <w:ind w:left="720" w:hanging="360"/>
-      </w:pPr>
-      <w:r>
-        <w:rPr>
-          <w:rtl w:val="0"/>
-        </w:rPr>
-        <w:t xml:space="preserve">Build a simple text tokenizer.</w:t>
+        <w:spacing w:before="0" w:after="240" w:lineRule="auto"/>
+        <w:ind w:left="720" w:hanging="360"/>
+      </w:pPr>
+      <w:r>
+        <w:rPr>
+          <w:rFonts w:ascii="Arial" w:hAnsi="Arial" w:eastAsia="Arial" w:cs="Arial"/>
+          <w:sz w:val="22"/>
+          <w:szCs w:val="22"/>
+          <w:highlight w:val="yellow"/>
+        </w:rPr>
+        <w:t>Build a simple text tokenizer.</w:t>
       </w:r>
     </w:p>
     <w:p>
